--- a/abhishikthaathota23096965 report.docx
+++ b/abhishikthaathota23096965 report.docx
@@ -295,19 +295,8 @@
                 <w:sz w:val="40"/>
                 <w:szCs w:val="40"/>
               </w:rPr>
-              <w:t xml:space="preserve">Mental Health Status Detection </w:t>
+              <w:t>Mental Health Status Detection From</w:t>
             </w:r>
-            <w:proofErr w:type="gramStart"/>
-            <w:r>
-              <w:rPr>
-                <w:rFonts w:ascii="Calibri" w:hAnsi="Calibri" w:cs="Calibri"/>
-                <w:color w:val="0070C0"/>
-                <w:sz w:val="40"/>
-                <w:szCs w:val="40"/>
-              </w:rPr>
-              <w:t>From</w:t>
-            </w:r>
-            <w:proofErr w:type="gramEnd"/>
             <w:r>
               <w:rPr>
                 <w:rFonts w:ascii="Calibri" w:hAnsi="Calibri" w:cs="Calibri"/>
@@ -324,27 +313,7 @@
                 <w:sz w:val="40"/>
                 <w:szCs w:val="40"/>
               </w:rPr>
-              <w:t xml:space="preserve">Statements Using Natural Language Processing </w:t>
-            </w:r>
-            <w:proofErr w:type="gramStart"/>
-            <w:r>
-              <w:rPr>
-                <w:rFonts w:ascii="Calibri" w:hAnsi="Calibri" w:cs="Calibri"/>
-                <w:color w:val="0070C0"/>
-                <w:sz w:val="40"/>
-                <w:szCs w:val="40"/>
-              </w:rPr>
-              <w:t>And</w:t>
-            </w:r>
-            <w:proofErr w:type="gramEnd"/>
-            <w:r>
-              <w:rPr>
-                <w:rFonts w:ascii="Calibri" w:hAnsi="Calibri" w:cs="Calibri"/>
-                <w:color w:val="0070C0"/>
-                <w:sz w:val="40"/>
-                <w:szCs w:val="40"/>
-              </w:rPr>
-              <w:t xml:space="preserve"> Neural Network</w:t>
+              <w:t>Statements Using Natural Language Processing And Neural Network</w:t>
             </w:r>
           </w:p>
           <w:p>
@@ -595,7 +564,10 @@
         <w:t>GIT LINK:</w:t>
       </w:r>
       <w:r>
-        <w:t xml:space="preserve"> https://www.kaggle.com/datasets/imtkaggleteam/mental-health</w:t>
+        <w:t xml:space="preserve"> </w:t>
+      </w:r>
+      <w:r>
+        <w:t>https://github.com/athotaabhishiktha-bot/mental-health</w:t>
       </w:r>
     </w:p>
     <w:p>
@@ -627,7 +599,10 @@
         <w:jc w:val="both"/>
       </w:pPr>
       <w:r>
-        <w:t>I declare with full responsibility that this thesis represents entirely my own independent work. Every concept, argument, analysis, and conclusion presented herein has been developed through my own research, critical thinking, and academic investigation. No material presented in this document has been reproduced from existing publications, websites, theses, or other sources without explicit acknowledgment and proper citation. All referenced materials are cited according to approved academic conventions. No portion of this work has been submitted previously for any degree or qualification elsewhere. I accept full accountability for ensuring this document meets all requirements regarding academic integrity and originality standards.</w:t>
+        <w:t xml:space="preserve">I declare with full responsibility that this thesis represents entirely my own independent work. Every concept, argument, analysis, and conclusion presented herein has been developed through my own research, critical thinking, and academic investigation. No material presented in this document has been reproduced from existing publications, websites, theses, or other sources without explicit acknowledgment and proper citation. All referenced materials are cited according to approved academic conventions. No </w:t>
+      </w:r>
+      <w:r>
+        <w:t>portion of this work has been submitted previously for any degree or qualification elsewhere. I accept full accountability for ensuring this document meets all requirements regarding academic integrity and originality standards.</w:t>
       </w:r>
     </w:p>
     <w:p/>
@@ -725,7 +700,10 @@
         <w:jc w:val="both"/>
       </w:pPr>
       <w:r>
-        <w:t>Psychological conditions affecting global populations remain substantially underdetected despite their escalating prevalence. Contemporary challenges impeding early identification encompass insufficient clinical infrastructure, geographical limitations in professional availability, and societal stigma discouraging help-seeking behaviour. Recent technological evolution presents novel opportunities: individuals increasingly document emotional and psychological experiences through digital platforms. These digital expressions represent unfiltered psychological manifestations that could serve diagnostic functions.</w:t>
+        <w:t>Psychological conditions affecting global populations remain substantially underdetected despite their escalating prevalence. Contemporary challenges impeding early identification encompass insufficient clinical infrastructure, geographical limitations in professional availability, and societal stigma discouraging help-seeking behaviour. Recent technological evolution presents novel opportunities: individuals increasingly document emotional and psychological experiences through digital platforms. These digi</w:t>
+      </w:r>
+      <w:r>
+        <w:t>tal expressions represent unfiltered psychological manifestations that could serve diagnostic functions.</w:t>
       </w:r>
     </w:p>
     <w:p>
@@ -743,7 +721,10 @@
         <w:jc w:val="both"/>
       </w:pPr>
       <w:r>
-        <w:t>The resulting system achieved eighty percent accuracy in categorizing unseen data, demonstrating substantial improvement beyond baseline classification. Performance differentiation across categories revealed anticipated patterns: frequently occurring conditions demonstrated reliable identification (melancholia and apprehension both attained harmonious metrics with F1 measures approximating 0.79), while rarely represented conditions exhibited diminished sensitivity (mood dysregulation classification metrics declined to approximately 0.61). These outcome variations correlate precisely with training data representation frequencies.</w:t>
+        <w:t xml:space="preserve">The resulting system achieved eighty percent accuracy in categorizing unseen data, demonstrating substantial improvement beyond baseline classification. Performance differentiation across categories revealed anticipated patterns: frequently occurring conditions demonstrated reliable identification (melancholia and apprehension both attained harmonious metrics with F1 measures approximating 0.79), while rarely represented conditions exhibited diminished sensitivity (mood dysregulation classification metrics </w:t>
+      </w:r>
+      <w:r>
+        <w:t>declined to approximately 0.61). These outcome variations correlate precisely with training data representation frequencies.</w:t>
       </w:r>
     </w:p>
     <w:p>
@@ -1549,14 +1530,20 @@
       </w:r>
       <w:r>
         <w:br/>
-        <w:t>Simultaneously, technological expansion has fundamentally transformed interpersonal communication channels. Individuals increasingly articulate personal experiences, emotional reactions, and psychological struggles through digital media. These spontaneous expressions preserve authenticity characteristics absent from structured clinical interviews. Online communications represent unguarded psychological manifestations, offering diagnostic potential yet remaining substantially unexploited by established mental health frameworks.</w:t>
+        <w:t>Simultaneously, technological expansion has fundamentally transformed interpersonal communication channels. Individua</w:t>
+      </w:r>
+      <w:r>
+        <w:t>ls increasingly articulate personal experiences, emotional reactions, and psychological struggles through digital media. These spontaneous expressions preserve authenticity characteristics absent from structured clinical interviews. Online communications represent unguarded psychological manifestations, offering diagnostic potential yet remaining substantially unexploited by established mental health frameworks.</w:t>
       </w:r>
       <w:r>
         <w:br/>
       </w:r>
       <w:r>
         <w:br/>
-        <w:t>Advanced computational methodologies now permit systematic analysis of textual content at unprecedented scales. Machine learning systems can identify intricate patterns within language reflecting underlying psychological conditions. This investigation bridges that intersection: developing technological frameworks that leverage individuals' digital communications to facilitate early psychological identification and intervention.</w:t>
+        <w:t>Advanced computational methodologies now permit systematic analysis of textual content at unpre</w:t>
+      </w:r>
+      <w:r>
+        <w:t>cedented scales. Machine learning systems can identify intricate patterns within language reflecting underlying psychological conditions. This investigation bridges that intersection: developing technological frameworks that leverage individuals' digital communications to facilitate early psychological identification and intervention.</w:t>
       </w:r>
     </w:p>
     <w:p>
@@ -1603,7 +1590,10 @@
       </w:r>
       <w:r>
         <w:lastRenderedPageBreak/>
-        <w:t>• Formulating actionable recommendations for deploying such systems within professional mental health assessment structures and crisis management frameworks</w:t>
+        <w:t>• Formulating actionable recommendations for deploying such systems within professional mental health a</w:t>
+      </w:r>
+      <w:r>
+        <w:t>ssessment structures and crisis management frameworks</w:t>
       </w:r>
     </w:p>
     <w:p>
@@ -1620,7 +1610,13 @@
         <w:jc w:val="both"/>
       </w:pPr>
       <w:r>
-        <w:t>This dissertation progresses through interconnected sections. The subsequent section examines existing scholarly contributions addressing language-psychology connections, computational text analysis methodologies, sequential neural architectures, and documented limitations within current scientific literature. The procedural section articulates the research philosophical foundation, investigative design choices, dataset selection rationale, and analytical methodologies. The technical section specifies implementation particulars encompassing text normalization processes, feature representation strategies, neural architecture specifications, and training procedures. The findings section presents empirical results including aggregate performance metrics and category-specific analytical breakdowns. The interpretive section synthesizes discoveries, evaluates objective completion, acknowledges methodological constraints, and contemplates practical ramifications. The concluding section summarizes fundamental discoveries, acknowledges research contributions, and proposes future investigation pathways.</w:t>
+        <w:t>This dissertation progresses through interconnected sections. The subsequent section examines existing scholarly contributions addressing language-psychology connections, computational text analysis methodologies, sequential neural architectures, and documented limitations within current scientific literature. The procedural section articulates the research philosophical foundation, investigative design choices, dataset selection rationale, and analytical methodologies. The technical section specifies imple</w:t>
+      </w:r>
+      <w:r>
+        <w:t>mentation particulars encompassing text normalization processes, feature representation strategies, neural architecture specifications, and training procedures. The findings section presents empirical results including aggregate performance metrics and category-specific analytical breakdowns. The interpretive section synthesizes discoveries, evaluates objective completion, acknowledges methodological constraints, and contemplates practical ramifications. The concluding section summarizes fundamental discove</w:t>
+      </w:r>
+      <w:r>
+        <w:t>ries, acknowledges research contributions, and proposes future investigation pathways.</w:t>
       </w:r>
     </w:p>
     <w:p>
@@ -1651,7 +1647,10 @@
         <w:jc w:val="both"/>
       </w:pPr>
       <w:r>
-        <w:t>Psychological theory establishes fundamental connections between communicative patterns and mental phenomena. Cognitive theoretical frameworks propose that distorted mental patterns become evident through language expression. Individuals experiencing melancholic conditions characteristically employ self-directed negative terminology alongside expressions of hopelessness. Those contending with apprehension manifest linguistic patterns reflecting concern preoccupation and threat anticipation. Neuropsychological investigations identify specific linguistic features correlating with distinct conditions: melancholia demonstrates augmented usage of absolute terminology alongside diminished linguistic diversity; apprehension manifests heightened future-oriented language constructions; tension states display expressions of being overwhelmed and pressurized.</w:t>
+        <w:t>Psychological theory establishes fundamental connections between communicative patterns and mental phenomena. Cognitive theoretical frameworks propose that distorted mental patterns become evident through language expression. Individuals experiencing melancholic conditions characteristically employ self-directed negative terminology alongside expressions of hopelessness. Those contending with apprehension manifest linguistic patterns reflecting concern preoccupation and threat anticipation. Neuropsychologic</w:t>
+      </w:r>
+      <w:r>
+        <w:t>al investigations identify specific linguistic features correlating with distinct conditions: melancholia demonstrates augmented usage of absolute terminology alongside diminished linguistic diversity; apprehension manifests heightened future-oriented language constructions; tension states display expressions of being overwhelmed and pressurized.</w:t>
       </w:r>
     </w:p>
     <w:p>
@@ -1668,7 +1667,10 @@
         <w:jc w:val="both"/>
       </w:pPr>
       <w:r>
-        <w:t>Traditional analytical methodologies treated written materials as disconnected word collections, disregarding sequential ordering and semantic relationships. Contemporary computational approaches have evolved substantially. Initial advances introduced mathematical vectors encoding word meanings derived from extensive text corpora. Contemporary transformer-based architectures employ sophisticated attention mechanisms simultaneously examining multiple contextual relationships. These methodological progressions enable capturing emotional subtleties and psychological indicators traditional approaches overlooked.</w:t>
+        <w:t>Traditional analytical methodologies treated written materials as disconnected word collections, disregarding sequential ordering and semantic relationships. Contemporary computational approaches have evolved substantially. Initial advances introduced mathematical vectors encoding word meanings derived from extensive text corpora. Contemporary transformer-based architectures employ sophisticated attention mechanisms simultaneously examining multiple contextual relationships. These methodological progression</w:t>
+      </w:r>
+      <w:r>
+        <w:t>s enable capturing emotional subtleties and psychological indicators traditional approaches overlooked.</w:t>
       </w:r>
     </w:p>
     <w:p>
@@ -1706,7 +1708,10 @@
         <w:jc w:val="both"/>
       </w:pPr>
       <w:r>
-        <w:t>Existing scholarly work exhibits multiple limitations: predominant reliance upon simplistic categorical divisions; operation upon restricted, homogeneous datasets; absence of transparency mechanisms enabling practitioners to comprehend analytical reasoning; insufficient attention to performance disparities affecting underrepresented conditions. These gaps establish the necessity for the current investigation, which addresses each through multi-categorical analysis, comprehensive dataset examination, and granular performance documentation.</w:t>
+        <w:t>Existing scholarly work exhibits multiple limitations: predominant reliance upon simplistic categorical divisions; operation upon restricted, homogeneous datasets; absence of transparency mechanisms enabling practitioners to comprehend analytical reasoning; insufficient attention to performance disparities affecting underrepresented conditions. These gaps establish the necessity for the current investigation, which addresses each through multi-categorical analysis, comprehensive dataset examination, and gra</w:t>
+      </w:r>
+      <w:r>
+        <w:t>nular performance documentation.</w:t>
       </w:r>
     </w:p>
     <w:p>
@@ -1754,7 +1759,10 @@
         <w:jc w:val="both"/>
       </w:pPr>
       <w:r>
-        <w:t>The investigation utilizes pre-existing annotated collections sourced through publicly accessible repositories, encompassing approximately forty thousand categorized statements. These materials represent authentic digital communications harvested from online discussion platforms and social networks. The dataset spans five distinct psychological categories: apprehension, mood dysregulation, melancholia, psychological equilibrium, and emotional tension. Preliminary examination identified significant representation disparities, necessitating proportional preservation during analytical division procedures.</w:t>
+        <w:t>The investigation utilizes pre-existing annotated collections sourced through publicly accessible repositories, encompassing approximately forty thousand categorized statements. These materials represent authentic digital communications harvested from online discussion platforms and social networks. The dataset spans five distinct psychological categories: apprehension, mood dysregulation, melancholia, psychological equilibrium, and emotional tension. Preliminary examination identified significant represent</w:t>
+      </w:r>
+      <w:r>
+        <w:t>ation disparities, necessitating proportional preservation during analytical division procedures.</w:t>
       </w:r>
     </w:p>
     <w:p>
@@ -1938,7 +1946,10 @@
         <w:jc w:val="both"/>
       </w:pPr>
       <w:r>
-        <w:t>Conversion of unstructured language into computational processing required sequential transformation steps. Noise elimination removed extraneous digital elements including network addresses and platform-specific markers. Standardization converted all characters to uniform representation. Decomposition partitioned text into constituent elements. Frequency-based filtering removed ubiquitous elements carrying minimal analytical significance. Morphological normalization consolidated word variations into canonical forms, enabling the system to recognize related concepts unified beneath single representations.</w:t>
+        <w:t>Conversion of unstructured language into computational processing required sequential transformation steps. Noise elimination removed extraneous digital elements including network addresses and platform-specific markers. Standardization converted all characters to uniform representation. Decomposition partitioned text into constituent elements. Frequency-based filtering removed ubiquitous elements carrying minimal analytical significance. Morphological normalization consolidated word variations into canonic</w:t>
+      </w:r>
+      <w:r>
+        <w:t>al forms, enabling the system to recognize related concepts unified beneath single representations.</w:t>
       </w:r>
     </w:p>
     <w:p>
@@ -2035,7 +2046,10 @@
       </w:r>
       <w:r>
         <w:lastRenderedPageBreak/>
-        <w:t>representations. Bidirectional recurrent units process sequences simultaneously forward and backward, capturing complete contextual relationships. Regularization mechanisms prevent model memorization of training-specific peculiarities. Subsequent processing layers perform increasingly sophisticated transformations. Classification output layers generate probability distributions across psychological categories. This hierarchical composition enables progressive pattern extraction and progressively refined predictions.</w:t>
+        <w:t>representations. Bidirectional recurrent units process sequences simultaneously forward and backward, capturing complete contextual relationships. Regularization mechanisms prevent model memorization of training-specific peculiarities. Subsequent processing layers perform increasingly sophisticated transformations. Classification output layers generate probability distributions across psychological categories. This hierarchical composition enables progressive pattern extraction and progressively refined pre</w:t>
+      </w:r>
+      <w:r>
+        <w:t>dictions.</w:t>
       </w:r>
     </w:p>
     <w:p>
@@ -2111,7 +2125,10 @@
         <w:jc w:val="both"/>
       </w:pPr>
       <w:r>
-        <w:t>Training employed gradient-based optimization with adaptive learning approaches. Loss quantification measured divergence between anticipated and actual outcomes. Model parameters updated through iterative refinement over multiple dataset presentations. Analysis of learning trajectories revealed characteristic improvement patterns: training performance increased monotonically whilst validation performance plateaued after initial rapid advancement, suggesting appropriate regularization containing generalization degradation.</w:t>
+        <w:t>Training employed gradient-based optimization with adaptive learning approaches. Loss quantification measured divergence between anticipated and actual outcomes. Model parameters updated through iterative refinement over multiple dataset presentations. Analysis of learning trajectories revealed characteristic improvement patterns: training performance increased monotonically whilst validation performance plateaued after initial rapid advancement, suggesting appropriate regularization containing generalizati</w:t>
+      </w:r>
+      <w:r>
+        <w:t>on degradation.</w:t>
       </w:r>
     </w:p>
     <w:p>
@@ -2159,7 +2176,10 @@
         <w:jc w:val="both"/>
       </w:pPr>
       <w:r>
-        <w:t>Performance diverged significantly across conditions. Apprehension and melancholia identification achieved exceptional results (respective F1 values approximately 0.79), reflecting adequate training representation. Psychological equilibrium demonstrated superior recognition (F1 ≈ 0.81). Emotional tension showed moderate effectiveness (F1 ≈ 0.74). Mood dysregulation revealed substantial challenges (F1 ≈ 0.61), correlating precisely with its minimal training data representation. This pattern emphasizes how algorithmic performance depends fundamentally upon training exposure frequency.</w:t>
+        <w:t>Performance diverged significantly across conditions. Apprehension and melancholia identification achieved exceptional results (respective F1 values approximately 0.79), reflecting adequate training representation. Psychological equilibrium demonstrated superior recognition (F1 ≈ 0.81). Emotional tension showed moderate effectiveness (F1 ≈ 0.74). Mood dysregulation revealed substantial challenges (F1 ≈ 0.61), correlating precisely with its minimal training data representation. This pattern emphasizes how al</w:t>
+      </w:r>
+      <w:r>
+        <w:t>gorithmic performance depends fundamentally upon training exposure frequency.</w:t>
       </w:r>
     </w:p>
     <w:p>
@@ -3125,7 +3145,10 @@
         <w:jc w:val="both"/>
       </w:pPr>
       <w:r>
-        <w:t>Despite limitations, this research establishes foundational viability for algorithmic psychological screening mechanisms. Digital expression analysis offers unprecedented opportunities detecting psychological distress at population scales. Automated systems cannot supplant professional judgment but could substantially accelerate at-risk identification. Implementation demands addressing ethical considerations systematically: privacy protection, algorithmic fairness, transparent decision mechanisms, and human oversight preservation remain essential prerequisites.</w:t>
+        <w:t>Despite limitations, this research establishes foundational viability for algorithmic psychological screening mechanisms. Digital expression analysis offers unprecedented opportunities detecting psychological distress at population scales. Automated systems cannot supplant professional judgment but could substantially accelerate at-risk identification. Implementation demands addressing ethical considerations systematically: privacy protection, algorithmic fairness, transparent decision mechanisms, and human</w:t>
+      </w:r>
+      <w:r>
+        <w:t xml:space="preserve"> oversight preservation remain essential prerequisites.</w:t>
       </w:r>
     </w:p>
     <w:p>
@@ -3173,7 +3196,10 @@
         <w:jc w:val="both"/>
       </w:pPr>
       <w:r>
-        <w:t>This work contributes through establishing fundamental feasibility of algorithmic psychological assessment; providing granular categorical performance documentation; identifying practical implementation challenges particularly regarding underrepresented conditions; developing functional application demonstrating real-world deployment capability; synthesizing ethical considerations and deployment requirements. These contributions advance computational psychology whilst establishing foundations for subsequent investigations.</w:t>
+        <w:t>This work contributes through establishing fundamental feasibility of algorithmic psychological assessment; providing granular categorical performance documentation; identifying practical implementation challenges particularly regarding underrepresented conditions; developing functional application demonstrating real-world deployment capability; synthesizing ethical considerations and deployment requirements. These contributions advance computational psychology whilst establishing foundations for subsequent</w:t>
+      </w:r>
+      <w:r>
+        <w:t xml:space="preserve"> investigations.</w:t>
       </w:r>
     </w:p>
     <w:p>
@@ -3190,7 +3216,10 @@
         <w:jc w:val="both"/>
       </w:pPr>
       <w:r>
-        <w:t>Prospective research should examine: transformer-based architectures demonstrating advanced contextual comprehension; transparency mechanisms enabling practitioner understanding of algorithmic determinations; geographically diverse, linguistically varied datasets improving generalizability; temporal trajectory analysis enabling detection of psychological deterioration; rigorous clinical correlations validating algorithmic predictions against professional assessments. Each dimension requires substantial investigation before clinical deployment becomes appropriate.</w:t>
+        <w:t>Prospective research should examine: transformer-based architectures demonstrating advanced contextual comprehension; transparency mechanisms enabling practitioner understanding of algorithmic determinations; geographically diverse, linguistically varied datasets improving generalizability; temporal trajectory analysis enabling detection of psychological deterioration; rigorous clinical correlations validating algorithmic predictions against professional assessments. Each dimension requires substantial inve</w:t>
+      </w:r>
+      <w:r>
+        <w:t>stigation before clinical deployment becomes appropriate.</w:t>
       </w:r>
     </w:p>
     <w:p>
@@ -3211,7 +3240,10 @@
       </w:r>
       <w:r>
         <w:lastRenderedPageBreak/>
-        <w:t>particularly concerning clinical validation and ethical implementation—this research establishes technological fundamentals. As youth increasingly articulate experiences through digital channels and professional resources remain chronically insufficient, scalable, accessible screening technologies become increasingly imperative. This research contributes toward realizing such possibilities, demonstrating artificial intelligence can serve compassionate functions supporting early identification and timely professional intervention.</w:t>
+        <w:t>particularly concerning clinical validation and ethical implementation—this research establishes technological fundamentals. As youth increasingly articulate experiences through digital channels and professional resources remain chronically insufficient, scalable, accessible screening technologies become increasingly imperative. This research contributes toward realizing such possibilities, demonstrating artificial intelligence can serve compassionate functions supporting early identification and timely pro</w:t>
+      </w:r>
+      <w:r>
+        <w:t>fessional intervention.</w:t>
       </w:r>
     </w:p>
     <w:p>
@@ -5664,6 +5696,7 @@
   <w:style w:type="character" w:default="1" w:styleId="DefaultParagraphFont">
     <w:name w:val="Default Paragraph Font"/>
     <w:uiPriority w:val="1"/>
+    <w:semiHidden/>
     <w:unhideWhenUsed/>
   </w:style>
   <w:style w:type="table" w:default="1" w:styleId="TableNormal">
